--- a/public/Guide/II. Armor & Items.docx
+++ b/public/Guide/II. Armor & Items.docx
@@ -57,7 +57,19 @@
       </w:r>
       <w:proofErr w:type="gramEnd"/>
       <w:r>
-        <w:t xml:space="preserve"> here.  These values are for veteran and insane difficulties.</w:t>
+        <w:t xml:space="preserve"> here.  </w:t>
+      </w:r>
+      <w:r>
+        <w:t xml:space="preserve">Likewise, some of these values are lower for Lunatic difficulty. </w:t>
+      </w:r>
+      <w:r>
+        <w:t xml:space="preserve">These values </w:t>
+      </w:r>
+      <w:r>
+        <w:t>most closely match V</w:t>
+      </w:r>
+      <w:r>
+        <w:t>eteran and insane difficulties.</w:t>
       </w:r>
       <w:r>
         <w:t xml:space="preserve"> </w:t>
@@ -72,13 +84,16 @@
         <w:t>the same</w:t>
       </w:r>
       <w:r>
-        <w:t>.</w:t>
+        <w:t xml:space="preserve"> across the board.</w:t>
       </w:r>
+      <w:bookmarkStart w:id="0" w:name="_GoBack"/>
+      <w:bookmarkEnd w:id="0"/>
     </w:p>
     <w:p>
       <w:pPr>
         <w:pStyle w:val="BulletsList"/>
       </w:pPr>
+      <w:proofErr w:type="gramStart"/>
       <w:r>
         <w:rPr>
           <w:b/>
@@ -89,7 +104,14 @@
         <w:rPr>
           <w:b/>
         </w:rPr>
-        <w:t xml:space="preserve">  #2</w:t>
+        <w:t xml:space="preserve">  #</w:t>
+      </w:r>
+      <w:proofErr w:type="gramEnd"/>
+      <w:r>
+        <w:rPr>
+          <w:b/>
+        </w:rPr>
+        <w:t>2</w:t>
       </w:r>
       <w:r>
         <w:rPr>
@@ -3415,7 +3437,7 @@
               <w:ind w:left="0"/>
             </w:pPr>
             <w:r>
-              <w:t>1</w:t>
+              <w:t>2</w:t>
             </w:r>
           </w:p>
         </w:tc>
@@ -5407,7 +5429,7 @@
               <w:ind w:left="0"/>
             </w:pPr>
             <w:r>
-              <w:t>1</w:t>
+              <w:t>2</w:t>
             </w:r>
           </w:p>
         </w:tc>
@@ -7511,13 +7533,13 @@
               <w:rPr>
                 <w:sz w:val="16"/>
               </w:rPr>
-              <w:t>+</w:t>
-            </w:r>
-            <w:r>
-              <w:rPr>
-                <w:sz w:val="16"/>
-              </w:rPr>
-              <w:t>40%</w:t>
+              <w:t>55</w:t>
+            </w:r>
+            <w:r>
+              <w:rPr>
+                <w:sz w:val="16"/>
+              </w:rPr>
+              <w:t>%</w:t>
             </w:r>
           </w:p>
         </w:tc>
@@ -7767,13 +7789,13 @@
               <w:rPr>
                 <w:sz w:val="16"/>
               </w:rPr>
-              <w:t>Evasion +</w:t>
-            </w:r>
-            <w:r>
-              <w:rPr>
-                <w:sz w:val="16"/>
-              </w:rPr>
-              <w:t>50%</w:t>
+              <w:t>Evasion 65</w:t>
+            </w:r>
+            <w:r>
+              <w:rPr>
+                <w:sz w:val="16"/>
+              </w:rPr>
+              <w:t>%</w:t>
             </w:r>
           </w:p>
         </w:tc>
@@ -8023,13 +8045,13 @@
               <w:rPr>
                 <w:sz w:val="16"/>
               </w:rPr>
-              <w:t>Evasion +</w:t>
-            </w:r>
-            <w:r>
-              <w:rPr>
-                <w:sz w:val="16"/>
-              </w:rPr>
-              <w:t>60%</w:t>
+              <w:t>Evasion 75</w:t>
+            </w:r>
+            <w:r>
+              <w:rPr>
+                <w:sz w:val="16"/>
+              </w:rPr>
+              <w:t>%</w:t>
             </w:r>
           </w:p>
         </w:tc>
@@ -8271,6 +8293,58 @@
               <w:shd w:val="clear" w:color="auto" w:fill="auto"/>
               <w:ind w:left="0"/>
               <w:rPr>
+                <w:sz w:val="16"/>
+              </w:rPr>
+            </w:pPr>
+            <w:r>
+              <w:rPr>
+                <w:sz w:val="16"/>
+              </w:rPr>
+              <w:t>Evasion 80</w:t>
+            </w:r>
+            <w:r>
+              <w:rPr>
+                <w:sz w:val="16"/>
+              </w:rPr>
+              <w:t>%</w:t>
+            </w:r>
+            <w:r>
+              <w:rPr>
+                <w:sz w:val="16"/>
+              </w:rPr>
+              <w:t xml:space="preserve"> </w:t>
+            </w:r>
+            <w:r>
+              <w:rPr>
+                <w:sz w:val="16"/>
+              </w:rPr>
+              <w:t xml:space="preserve">+ </w:t>
+            </w:r>
+            <w:r>
+              <w:rPr>
+                <w:sz w:val="16"/>
+              </w:rPr>
+              <w:t>Ice</w:t>
+            </w:r>
+            <w:r>
+              <w:rPr>
+                <w:sz w:val="16"/>
+              </w:rPr>
+              <w:t xml:space="preserve"> immunity</w:t>
+            </w:r>
+          </w:p>
+          <w:p>
+            <w:pPr>
+              <w:pStyle w:val="YellowInfoBox"/>
+              <w:pBdr>
+                <w:top w:val="none" w:sz="0" w:space="0" w:color="auto"/>
+                <w:left w:val="none" w:sz="0" w:space="0" w:color="auto"/>
+                <w:bottom w:val="none" w:sz="0" w:space="0" w:color="auto"/>
+                <w:right w:val="none" w:sz="0" w:space="0" w:color="auto"/>
+              </w:pBdr>
+              <w:shd w:val="clear" w:color="auto" w:fill="auto"/>
+              <w:ind w:left="0"/>
+              <w:rPr>
                 <w:color w:val="000000" w:themeColor="text1"/>
                 <w:sz w:val="16"/>
               </w:rPr>
@@ -8279,13 +8353,7 @@
               <w:rPr>
                 <w:sz w:val="16"/>
               </w:rPr>
-              <w:t>Evasion +</w:t>
-            </w:r>
-            <w:r>
-              <w:rPr>
-                <w:sz w:val="16"/>
-              </w:rPr>
-              <w:t>70%</w:t>
+              <w:t>for entire party after use</w:t>
             </w:r>
           </w:p>
         </w:tc>
@@ -8527,21 +8595,48 @@
               <w:shd w:val="clear" w:color="auto" w:fill="auto"/>
               <w:ind w:left="0"/>
               <w:rPr>
-                <w:color w:val="000000" w:themeColor="text1"/>
-                <w:sz w:val="16"/>
-              </w:rPr>
-            </w:pPr>
-            <w:r>
-              <w:rPr>
-                <w:sz w:val="16"/>
-              </w:rPr>
-              <w:t>Evasion +</w:t>
-            </w:r>
-            <w:r>
-              <w:rPr>
-                <w:sz w:val="16"/>
-              </w:rPr>
-              <w:t>70%</w:t>
+                <w:sz w:val="16"/>
+              </w:rPr>
+            </w:pPr>
+            <w:r>
+              <w:rPr>
+                <w:sz w:val="16"/>
+              </w:rPr>
+              <w:t>Evasion 80</w:t>
+            </w:r>
+            <w:r>
+              <w:rPr>
+                <w:sz w:val="16"/>
+              </w:rPr>
+              <w:t>%</w:t>
+            </w:r>
+            <w:r>
+              <w:rPr>
+                <w:sz w:val="16"/>
+              </w:rPr>
+              <w:t xml:space="preserve"> + Fire immunity</w:t>
+            </w:r>
+          </w:p>
+          <w:p>
+            <w:pPr>
+              <w:pStyle w:val="YellowInfoBox"/>
+              <w:pBdr>
+                <w:top w:val="none" w:sz="0" w:space="0" w:color="auto"/>
+                <w:left w:val="none" w:sz="0" w:space="0" w:color="auto"/>
+                <w:bottom w:val="none" w:sz="0" w:space="0" w:color="auto"/>
+                <w:right w:val="none" w:sz="0" w:space="0" w:color="auto"/>
+              </w:pBdr>
+              <w:shd w:val="clear" w:color="auto" w:fill="auto"/>
+              <w:ind w:left="0"/>
+              <w:rPr>
+                <w:sz w:val="16"/>
+              </w:rPr>
+            </w:pPr>
+            <w:r>
+              <w:rPr>
+                <w:sz w:val="16"/>
+              </w:rPr>
+              <w:t>for entire party after use</w:t>
             </w:r>
           </w:p>
         </w:tc>
@@ -8568,7 +8663,7 @@
               <w:ind w:left="0"/>
             </w:pPr>
             <w:r>
-              <w:t>Storm</w:t>
+              <w:t>Dragon</w:t>
             </w:r>
           </w:p>
         </w:tc>
@@ -8596,7 +8691,7 @@
               <w:rPr>
                 <w:sz w:val="16"/>
               </w:rPr>
-              <w:t>17</w:t>
+              <w:t>36</w:t>
             </w:r>
             <w:r>
               <w:rPr>
@@ -8652,7 +8747,7 @@
               <w:ind w:left="0"/>
             </w:pPr>
             <w:r>
-              <w:t>16</w:t>
+              <w:t>26</w:t>
             </w:r>
           </w:p>
         </w:tc>
@@ -8674,7 +8769,7 @@
               <w:ind w:left="0"/>
             </w:pPr>
             <w:r>
-              <w:t>72</w:t>
+              <w:t>117</w:t>
             </w:r>
           </w:p>
         </w:tc>
@@ -8783,21 +8878,74 @@
               <w:shd w:val="clear" w:color="auto" w:fill="auto"/>
               <w:ind w:left="0"/>
               <w:rPr>
-                <w:color w:val="000000" w:themeColor="text1"/>
-                <w:sz w:val="16"/>
-              </w:rPr>
-            </w:pPr>
-            <w:r>
-              <w:rPr>
-                <w:sz w:val="16"/>
-              </w:rPr>
-              <w:t>Evasion +</w:t>
-            </w:r>
-            <w:r>
-              <w:rPr>
-                <w:sz w:val="16"/>
-              </w:rPr>
-              <w:t>70%</w:t>
+                <w:sz w:val="16"/>
+              </w:rPr>
+            </w:pPr>
+            <w:r>
+              <w:rPr>
+                <w:sz w:val="16"/>
+              </w:rPr>
+              <w:t>Evasion 9</w:t>
+            </w:r>
+            <w:r>
+              <w:rPr>
+                <w:sz w:val="16"/>
+              </w:rPr>
+              <w:t>0%</w:t>
+            </w:r>
+            <w:r>
+              <w:rPr>
+                <w:sz w:val="16"/>
+              </w:rPr>
+              <w:t xml:space="preserve"> </w:t>
+            </w:r>
+            <w:r>
+              <w:rPr>
+                <w:sz w:val="16"/>
+              </w:rPr>
+              <w:t>+</w:t>
+            </w:r>
+            <w:r>
+              <w:rPr>
+                <w:sz w:val="16"/>
+              </w:rPr>
+              <w:t xml:space="preserve">Thunder, </w:t>
+            </w:r>
+            <w:r>
+              <w:rPr>
+                <w:sz w:val="16"/>
+              </w:rPr>
+              <w:t>f</w:t>
+            </w:r>
+            <w:r>
+              <w:rPr>
+                <w:sz w:val="16"/>
+              </w:rPr>
+              <w:t>ire &amp;</w:t>
+            </w:r>
+            <w:r>
+              <w:rPr>
+                <w:sz w:val="16"/>
+              </w:rPr>
+              <w:t xml:space="preserve"> ice immunity</w:t>
+            </w:r>
+            <w:r>
+              <w:rPr>
+                <w:sz w:val="16"/>
+              </w:rPr>
+              <w:t xml:space="preserve"> </w:t>
+            </w:r>
+            <w:r>
+              <w:rPr>
+                <w:sz w:val="16"/>
+              </w:rPr>
+              <w:t>for entire party</w:t>
+            </w:r>
+            <w:r>
+              <w:rPr>
+                <w:sz w:val="16"/>
+              </w:rPr>
+              <w:t xml:space="preserve"> after use</w:t>
             </w:r>
           </w:p>
         </w:tc>
@@ -8808,335 +8956,6 @@
         </w:trPr>
         <w:tc>
           <w:tcPr>
-            <w:tcW w:w="826" w:type="dxa"/>
-            <w:shd w:val="clear" w:color="auto" w:fill="FFF2CC" w:themeFill="accent4" w:themeFillTint="33"/>
-          </w:tcPr>
-          <w:p>
-            <w:pPr>
-              <w:pStyle w:val="YellowInfoBox"/>
-              <w:pBdr>
-                <w:top w:val="none" w:sz="0" w:space="0" w:color="auto"/>
-                <w:left w:val="none" w:sz="0" w:space="0" w:color="auto"/>
-                <w:bottom w:val="none" w:sz="0" w:space="0" w:color="auto"/>
-                <w:right w:val="none" w:sz="0" w:space="0" w:color="auto"/>
-              </w:pBdr>
-              <w:shd w:val="clear" w:color="auto" w:fill="auto"/>
-              <w:ind w:left="0"/>
-            </w:pPr>
-            <w:r>
-              <w:t>Dragon</w:t>
-            </w:r>
-          </w:p>
-        </w:tc>
-        <w:tc>
-          <w:tcPr>
-            <w:tcW w:w="749" w:type="dxa"/>
-            <w:shd w:val="clear" w:color="auto" w:fill="FFD966" w:themeFill="accent4" w:themeFillTint="99"/>
-          </w:tcPr>
-          <w:p>
-            <w:pPr>
-              <w:pStyle w:val="YellowInfoBox"/>
-              <w:pBdr>
-                <w:top w:val="none" w:sz="0" w:space="0" w:color="auto"/>
-                <w:left w:val="none" w:sz="0" w:space="0" w:color="auto"/>
-                <w:bottom w:val="none" w:sz="0" w:space="0" w:color="auto"/>
-                <w:right w:val="none" w:sz="0" w:space="0" w:color="auto"/>
-              </w:pBdr>
-              <w:shd w:val="clear" w:color="auto" w:fill="auto"/>
-              <w:ind w:left="0"/>
-              <w:rPr>
-                <w:sz w:val="16"/>
-              </w:rPr>
-            </w:pPr>
-            <w:r>
-              <w:rPr>
-                <w:sz w:val="16"/>
-              </w:rPr>
-              <w:t>36</w:t>
-            </w:r>
-            <w:r>
-              <w:rPr>
-                <w:sz w:val="16"/>
-              </w:rPr>
-              <w:t>,</w:t>
-            </w:r>
-            <w:r>
-              <w:rPr>
-                <w:sz w:val="16"/>
-              </w:rPr>
-              <w:t>000</w:t>
-            </w:r>
-          </w:p>
-        </w:tc>
-        <w:tc>
-          <w:tcPr>
-            <w:tcW w:w="540" w:type="dxa"/>
-            <w:shd w:val="clear" w:color="auto" w:fill="FFF2CC" w:themeFill="accent4" w:themeFillTint="33"/>
-          </w:tcPr>
-          <w:p>
-            <w:pPr>
-              <w:pStyle w:val="YellowInfoBox"/>
-              <w:pBdr>
-                <w:top w:val="none" w:sz="0" w:space="0" w:color="auto"/>
-                <w:left w:val="none" w:sz="0" w:space="0" w:color="auto"/>
-                <w:bottom w:val="none" w:sz="0" w:space="0" w:color="auto"/>
-                <w:right w:val="none" w:sz="0" w:space="0" w:color="auto"/>
-              </w:pBdr>
-              <w:shd w:val="clear" w:color="auto" w:fill="auto"/>
-              <w:ind w:left="0"/>
-            </w:pPr>
-            <w:r>
-              <w:t>0</w:t>
-            </w:r>
-          </w:p>
-        </w:tc>
-        <w:tc>
-          <w:tcPr>
-            <w:tcW w:w="630" w:type="dxa"/>
-            <w:shd w:val="clear" w:color="auto" w:fill="FFD966" w:themeFill="accent4" w:themeFillTint="99"/>
-          </w:tcPr>
-          <w:p>
-            <w:pPr>
-              <w:pStyle w:val="YellowInfoBox"/>
-              <w:pBdr>
-                <w:top w:val="none" w:sz="0" w:space="0" w:color="auto"/>
-                <w:left w:val="none" w:sz="0" w:space="0" w:color="auto"/>
-                <w:bottom w:val="none" w:sz="0" w:space="0" w:color="auto"/>
-                <w:right w:val="none" w:sz="0" w:space="0" w:color="auto"/>
-              </w:pBdr>
-              <w:shd w:val="clear" w:color="auto" w:fill="auto"/>
-              <w:ind w:left="0"/>
-            </w:pPr>
-            <w:r>
-              <w:t>26</w:t>
-            </w:r>
-          </w:p>
-        </w:tc>
-        <w:tc>
-          <w:tcPr>
-            <w:tcW w:w="720" w:type="dxa"/>
-            <w:shd w:val="clear" w:color="auto" w:fill="FFF2CC" w:themeFill="accent4" w:themeFillTint="33"/>
-          </w:tcPr>
-          <w:p>
-            <w:pPr>
-              <w:pStyle w:val="YellowInfoBox"/>
-              <w:pBdr>
-                <w:top w:val="none" w:sz="0" w:space="0" w:color="auto"/>
-                <w:left w:val="none" w:sz="0" w:space="0" w:color="auto"/>
-                <w:bottom w:val="none" w:sz="0" w:space="0" w:color="auto"/>
-                <w:right w:val="none" w:sz="0" w:space="0" w:color="auto"/>
-              </w:pBdr>
-              <w:shd w:val="clear" w:color="auto" w:fill="auto"/>
-              <w:ind w:left="0"/>
-            </w:pPr>
-            <w:r>
-              <w:t>117</w:t>
-            </w:r>
-          </w:p>
-        </w:tc>
-        <w:tc>
-          <w:tcPr>
-            <w:tcW w:w="720" w:type="dxa"/>
-            <w:shd w:val="clear" w:color="auto" w:fill="FFD966" w:themeFill="accent4" w:themeFillTint="99"/>
-          </w:tcPr>
-          <w:p>
-            <w:pPr>
-              <w:pStyle w:val="YellowInfoBox"/>
-              <w:pBdr>
-                <w:top w:val="none" w:sz="0" w:space="0" w:color="auto"/>
-                <w:left w:val="none" w:sz="0" w:space="0" w:color="auto"/>
-                <w:bottom w:val="none" w:sz="0" w:space="0" w:color="auto"/>
-                <w:right w:val="none" w:sz="0" w:space="0" w:color="auto"/>
-              </w:pBdr>
-              <w:shd w:val="clear" w:color="auto" w:fill="auto"/>
-              <w:ind w:left="0"/>
-            </w:pPr>
-            <w:r>
-              <w:t>0</w:t>
-            </w:r>
-          </w:p>
-        </w:tc>
-        <w:tc>
-          <w:tcPr>
-            <w:tcW w:w="630" w:type="dxa"/>
-            <w:shd w:val="clear" w:color="auto" w:fill="FFF2CC" w:themeFill="accent4" w:themeFillTint="33"/>
-          </w:tcPr>
-          <w:p>
-            <w:pPr>
-              <w:pStyle w:val="YellowInfoBox"/>
-              <w:pBdr>
-                <w:top w:val="none" w:sz="0" w:space="0" w:color="auto"/>
-                <w:left w:val="none" w:sz="0" w:space="0" w:color="auto"/>
-                <w:bottom w:val="none" w:sz="0" w:space="0" w:color="auto"/>
-                <w:right w:val="none" w:sz="0" w:space="0" w:color="auto"/>
-              </w:pBdr>
-              <w:shd w:val="clear" w:color="auto" w:fill="auto"/>
-              <w:ind w:left="0"/>
-            </w:pPr>
-            <w:r>
-              <w:t>0</w:t>
-            </w:r>
-          </w:p>
-        </w:tc>
-        <w:tc>
-          <w:tcPr>
-            <w:tcW w:w="810" w:type="dxa"/>
-            <w:shd w:val="clear" w:color="auto" w:fill="FFD966" w:themeFill="accent4" w:themeFillTint="99"/>
-          </w:tcPr>
-          <w:p>
-            <w:pPr>
-              <w:pStyle w:val="YellowInfoBox"/>
-              <w:pBdr>
-                <w:top w:val="none" w:sz="0" w:space="0" w:color="auto"/>
-                <w:left w:val="none" w:sz="0" w:space="0" w:color="auto"/>
-                <w:bottom w:val="none" w:sz="0" w:space="0" w:color="auto"/>
-                <w:right w:val="none" w:sz="0" w:space="0" w:color="auto"/>
-              </w:pBdr>
-              <w:shd w:val="clear" w:color="auto" w:fill="auto"/>
-              <w:ind w:left="0"/>
-            </w:pPr>
-            <w:r>
-              <w:t>0</w:t>
-            </w:r>
-          </w:p>
-        </w:tc>
-        <w:tc>
-          <w:tcPr>
-            <w:tcW w:w="1080" w:type="dxa"/>
-            <w:shd w:val="clear" w:color="auto" w:fill="FFF2CC" w:themeFill="accent4" w:themeFillTint="33"/>
-          </w:tcPr>
-          <w:p>
-            <w:pPr>
-              <w:pStyle w:val="YellowInfoBox"/>
-              <w:pBdr>
-                <w:top w:val="none" w:sz="0" w:space="0" w:color="auto"/>
-                <w:left w:val="none" w:sz="0" w:space="0" w:color="auto"/>
-                <w:bottom w:val="none" w:sz="0" w:space="0" w:color="auto"/>
-                <w:right w:val="none" w:sz="0" w:space="0" w:color="auto"/>
-              </w:pBdr>
-              <w:shd w:val="clear" w:color="auto" w:fill="auto"/>
-              <w:ind w:left="0"/>
-            </w:pPr>
-            <w:r>
-              <w:t>-</w:t>
-            </w:r>
-          </w:p>
-        </w:tc>
-        <w:tc>
-          <w:tcPr>
-            <w:tcW w:w="2582" w:type="dxa"/>
-            <w:shd w:val="clear" w:color="auto" w:fill="FFD966" w:themeFill="accent4" w:themeFillTint="99"/>
-          </w:tcPr>
-          <w:p>
-            <w:pPr>
-              <w:pStyle w:val="YellowInfoBox"/>
-              <w:pBdr>
-                <w:top w:val="none" w:sz="0" w:space="0" w:color="auto"/>
-                <w:left w:val="none" w:sz="0" w:space="0" w:color="auto"/>
-                <w:bottom w:val="none" w:sz="0" w:space="0" w:color="auto"/>
-                <w:right w:val="none" w:sz="0" w:space="0" w:color="auto"/>
-              </w:pBdr>
-              <w:shd w:val="clear" w:color="auto" w:fill="auto"/>
-              <w:ind w:left="0"/>
-              <w:rPr>
-                <w:sz w:val="16"/>
-              </w:rPr>
-            </w:pPr>
-            <w:r>
-              <w:rPr>
-                <w:sz w:val="16"/>
-              </w:rPr>
-              <w:t>Evasion +</w:t>
-            </w:r>
-            <w:r>
-              <w:rPr>
-                <w:sz w:val="16"/>
-              </w:rPr>
-              <w:t>70%</w:t>
-            </w:r>
-            <w:r>
-              <w:rPr>
-                <w:sz w:val="16"/>
-              </w:rPr>
-              <w:t xml:space="preserve"> </w:t>
-            </w:r>
-          </w:p>
-          <w:p>
-            <w:pPr>
-              <w:pStyle w:val="YellowInfoBox"/>
-              <w:pBdr>
-                <w:top w:val="none" w:sz="0" w:space="0" w:color="auto"/>
-                <w:left w:val="none" w:sz="0" w:space="0" w:color="auto"/>
-                <w:bottom w:val="none" w:sz="0" w:space="0" w:color="auto"/>
-                <w:right w:val="none" w:sz="0" w:space="0" w:color="auto"/>
-              </w:pBdr>
-              <w:shd w:val="clear" w:color="auto" w:fill="auto"/>
-              <w:ind w:left="0"/>
-              <w:rPr>
-                <w:sz w:val="16"/>
-              </w:rPr>
-            </w:pPr>
-            <w:r>
-              <w:rPr>
-                <w:sz w:val="16"/>
-              </w:rPr>
-              <w:t xml:space="preserve">Thunder, </w:t>
-            </w:r>
-            <w:r>
-              <w:rPr>
-                <w:sz w:val="16"/>
-              </w:rPr>
-              <w:t>f</w:t>
-            </w:r>
-            <w:r>
-              <w:rPr>
-                <w:sz w:val="16"/>
-              </w:rPr>
-              <w:t>ire,</w:t>
-            </w:r>
-            <w:r>
-              <w:rPr>
-                <w:sz w:val="16"/>
-              </w:rPr>
-              <w:t xml:space="preserve"> ice immunity</w:t>
-            </w:r>
-          </w:p>
-          <w:p>
-            <w:pPr>
-              <w:pStyle w:val="YellowInfoBox"/>
-              <w:pBdr>
-                <w:top w:val="none" w:sz="0" w:space="0" w:color="auto"/>
-                <w:left w:val="none" w:sz="0" w:space="0" w:color="auto"/>
-                <w:bottom w:val="none" w:sz="0" w:space="0" w:color="auto"/>
-                <w:right w:val="none" w:sz="0" w:space="0" w:color="auto"/>
-              </w:pBdr>
-              <w:shd w:val="clear" w:color="auto" w:fill="auto"/>
-              <w:ind w:left="0"/>
-              <w:rPr>
-                <w:sz w:val="16"/>
-              </w:rPr>
-            </w:pPr>
-            <w:r>
-              <w:rPr>
-                <w:sz w:val="16"/>
-              </w:rPr>
-              <w:t>for entire party</w:t>
-            </w:r>
-            <w:r>
-              <w:rPr>
-                <w:sz w:val="16"/>
-              </w:rPr>
-              <w:t xml:space="preserve"> after use</w:t>
-            </w:r>
-          </w:p>
-        </w:tc>
-      </w:tr>
-      <w:tr>
-        <w:trPr>
-          <w:trHeight w:val="149"/>
-        </w:trPr>
-        <w:tc>
-          <w:tcPr>
             <w:tcW w:w="9287" w:type="dxa"/>
             <w:gridSpan w:val="10"/>
             <w:shd w:val="clear" w:color="auto" w:fill="FFF2CC" w:themeFill="accent4" w:themeFillTint="33"/>
@@ -9193,7 +9012,61 @@
                 <w:color w:val="7030A0"/>
                 <w:sz w:val="16"/>
               </w:rPr>
-              <w:t>-Mutants will sometimes gain a defense point at the end of a battle when using a shield. Humans can as well, but it’s very rare.</w:t>
+              <w:t xml:space="preserve">-Mutants will sometimes gain a defense point at the end of a battle when using a shield. Humans </w:t>
+            </w:r>
+            <w:r>
+              <w:rPr>
+                <w:color w:val="7030A0"/>
+                <w:sz w:val="16"/>
+              </w:rPr>
+              <w:t>technically can as well,</w:t>
+            </w:r>
+          </w:p>
+          <w:p>
+            <w:pPr>
+              <w:pStyle w:val="YellowInfoBox"/>
+              <w:pBdr>
+                <w:top w:val="none" w:sz="0" w:space="0" w:color="auto"/>
+                <w:left w:val="none" w:sz="0" w:space="0" w:color="auto"/>
+                <w:bottom w:val="none" w:sz="0" w:space="0" w:color="auto"/>
+                <w:right w:val="none" w:sz="0" w:space="0" w:color="auto"/>
+              </w:pBdr>
+              <w:shd w:val="clear" w:color="auto" w:fill="auto"/>
+              <w:ind w:left="0"/>
+              <w:rPr>
+                <w:color w:val="7030A0"/>
+                <w:sz w:val="16"/>
+              </w:rPr>
+            </w:pPr>
+            <w:proofErr w:type="gramStart"/>
+            <w:r>
+              <w:rPr>
+                <w:color w:val="7030A0"/>
+                <w:sz w:val="16"/>
+              </w:rPr>
+              <w:t>but</w:t>
+            </w:r>
+            <w:proofErr w:type="gramEnd"/>
+            <w:r>
+              <w:rPr>
+                <w:color w:val="7030A0"/>
+                <w:sz w:val="16"/>
+              </w:rPr>
+              <w:t xml:space="preserve"> it’s </w:t>
+            </w:r>
+            <w:r>
+              <w:rPr>
+                <w:color w:val="7030A0"/>
+                <w:sz w:val="16"/>
+              </w:rPr>
+              <w:t>VERY</w:t>
+            </w:r>
+            <w:r>
+              <w:rPr>
+                <w:color w:val="7030A0"/>
+                <w:sz w:val="16"/>
+              </w:rPr>
+              <w:t xml:space="preserve"> rare.</w:t>
             </w:r>
           </w:p>
         </w:tc>
@@ -11292,7 +11165,8 @@
         </w:trPr>
         <w:tc>
           <w:tcPr>
-            <w:tcW w:w="945" w:type="dxa"/>
+            <w:tcW w:w="9287" w:type="dxa"/>
+            <w:gridSpan w:val="10"/>
             <w:shd w:val="clear" w:color="auto" w:fill="FFF2CC" w:themeFill="accent4" w:themeFillTint="33"/>
           </w:tcPr>
           <w:p>
@@ -11306,245 +11180,33 @@
               </w:pBdr>
               <w:shd w:val="clear" w:color="auto" w:fill="auto"/>
               <w:ind w:left="0"/>
-            </w:pPr>
-            <w:r>
-              <w:t>Module</w:t>
-            </w:r>
-          </w:p>
-        </w:tc>
-        <w:tc>
-          <w:tcPr>
-            <w:tcW w:w="630" w:type="dxa"/>
-            <w:shd w:val="clear" w:color="auto" w:fill="FFD966" w:themeFill="accent4" w:themeFillTint="99"/>
-          </w:tcPr>
-          <w:p>
-            <w:pPr>
-              <w:pStyle w:val="YellowInfoBox"/>
-              <w:pBdr>
-                <w:top w:val="none" w:sz="0" w:space="0" w:color="auto"/>
-                <w:left w:val="none" w:sz="0" w:space="0" w:color="auto"/>
-                <w:bottom w:val="none" w:sz="0" w:space="0" w:color="auto"/>
-                <w:right w:val="none" w:sz="0" w:space="0" w:color="auto"/>
-              </w:pBdr>
-              <w:shd w:val="clear" w:color="auto" w:fill="auto"/>
-              <w:ind w:left="0"/>
-              <w:rPr>
-                <w:sz w:val="16"/>
-              </w:rPr>
-            </w:pPr>
-            <w:r>
-              <w:rPr>
-                <w:sz w:val="16"/>
-              </w:rPr>
-              <w:t>2</w:t>
-            </w:r>
-          </w:p>
-        </w:tc>
-        <w:tc>
-          <w:tcPr>
-            <w:tcW w:w="540" w:type="dxa"/>
-            <w:shd w:val="clear" w:color="auto" w:fill="FFF2CC" w:themeFill="accent4" w:themeFillTint="33"/>
-          </w:tcPr>
-          <w:p>
-            <w:pPr>
-              <w:pStyle w:val="YellowInfoBox"/>
-              <w:pBdr>
-                <w:top w:val="none" w:sz="0" w:space="0" w:color="auto"/>
-                <w:left w:val="none" w:sz="0" w:space="0" w:color="auto"/>
-                <w:bottom w:val="none" w:sz="0" w:space="0" w:color="auto"/>
-                <w:right w:val="none" w:sz="0" w:space="0" w:color="auto"/>
-              </w:pBdr>
-              <w:shd w:val="clear" w:color="auto" w:fill="auto"/>
-              <w:ind w:left="0"/>
-            </w:pPr>
-            <w:r>
-              <w:t>0</w:t>
-            </w:r>
-          </w:p>
-        </w:tc>
-        <w:tc>
-          <w:tcPr>
-            <w:tcW w:w="630" w:type="dxa"/>
-            <w:shd w:val="clear" w:color="auto" w:fill="FFD966" w:themeFill="accent4" w:themeFillTint="99"/>
-          </w:tcPr>
-          <w:p>
-            <w:pPr>
-              <w:pStyle w:val="YellowInfoBox"/>
-              <w:pBdr>
-                <w:top w:val="none" w:sz="0" w:space="0" w:color="auto"/>
-                <w:left w:val="none" w:sz="0" w:space="0" w:color="auto"/>
-                <w:bottom w:val="none" w:sz="0" w:space="0" w:color="auto"/>
-                <w:right w:val="none" w:sz="0" w:space="0" w:color="auto"/>
-              </w:pBdr>
-              <w:shd w:val="clear" w:color="auto" w:fill="auto"/>
-              <w:ind w:left="0"/>
-            </w:pPr>
-            <w:r>
-              <w:t>0</w:t>
-            </w:r>
-          </w:p>
-        </w:tc>
-        <w:tc>
-          <w:tcPr>
-            <w:tcW w:w="720" w:type="dxa"/>
-            <w:shd w:val="clear" w:color="auto" w:fill="FFF2CC" w:themeFill="accent4" w:themeFillTint="33"/>
-          </w:tcPr>
-          <w:p>
-            <w:pPr>
-              <w:pStyle w:val="YellowInfoBox"/>
-              <w:pBdr>
-                <w:top w:val="none" w:sz="0" w:space="0" w:color="auto"/>
-                <w:left w:val="none" w:sz="0" w:space="0" w:color="auto"/>
-                <w:bottom w:val="none" w:sz="0" w:space="0" w:color="auto"/>
-                <w:right w:val="none" w:sz="0" w:space="0" w:color="auto"/>
-              </w:pBdr>
-              <w:shd w:val="clear" w:color="auto" w:fill="auto"/>
-              <w:ind w:left="0"/>
-            </w:pPr>
-            <w:r>
-              <w:t>126</w:t>
-            </w:r>
-          </w:p>
-        </w:tc>
-        <w:tc>
-          <w:tcPr>
-            <w:tcW w:w="720" w:type="dxa"/>
-            <w:shd w:val="clear" w:color="auto" w:fill="FFD966" w:themeFill="accent4" w:themeFillTint="99"/>
-          </w:tcPr>
-          <w:p>
-            <w:pPr>
-              <w:pStyle w:val="YellowInfoBox"/>
-              <w:pBdr>
-                <w:top w:val="none" w:sz="0" w:space="0" w:color="auto"/>
-                <w:left w:val="none" w:sz="0" w:space="0" w:color="auto"/>
-                <w:bottom w:val="none" w:sz="0" w:space="0" w:color="auto"/>
-                <w:right w:val="none" w:sz="0" w:space="0" w:color="auto"/>
-              </w:pBdr>
-              <w:shd w:val="clear" w:color="auto" w:fill="auto"/>
-              <w:ind w:left="0"/>
-            </w:pPr>
-            <w:r>
-              <w:t>0</w:t>
-            </w:r>
-          </w:p>
-        </w:tc>
-        <w:tc>
-          <w:tcPr>
-            <w:tcW w:w="630" w:type="dxa"/>
-            <w:shd w:val="clear" w:color="auto" w:fill="FFF2CC" w:themeFill="accent4" w:themeFillTint="33"/>
-          </w:tcPr>
-          <w:p>
-            <w:pPr>
-              <w:pStyle w:val="YellowInfoBox"/>
-              <w:pBdr>
-                <w:top w:val="none" w:sz="0" w:space="0" w:color="auto"/>
-                <w:left w:val="none" w:sz="0" w:space="0" w:color="auto"/>
-                <w:bottom w:val="none" w:sz="0" w:space="0" w:color="auto"/>
-                <w:right w:val="none" w:sz="0" w:space="0" w:color="auto"/>
-              </w:pBdr>
-              <w:shd w:val="clear" w:color="auto" w:fill="auto"/>
-              <w:ind w:left="0"/>
-            </w:pPr>
-            <w:r>
-              <w:t>0</w:t>
-            </w:r>
-          </w:p>
-        </w:tc>
-        <w:tc>
-          <w:tcPr>
-            <w:tcW w:w="810" w:type="dxa"/>
-            <w:shd w:val="clear" w:color="auto" w:fill="FFD966" w:themeFill="accent4" w:themeFillTint="99"/>
-          </w:tcPr>
-          <w:p>
-            <w:pPr>
-              <w:pStyle w:val="YellowInfoBox"/>
-              <w:pBdr>
-                <w:top w:val="none" w:sz="0" w:space="0" w:color="auto"/>
-                <w:left w:val="none" w:sz="0" w:space="0" w:color="auto"/>
-                <w:bottom w:val="none" w:sz="0" w:space="0" w:color="auto"/>
-                <w:right w:val="none" w:sz="0" w:space="0" w:color="auto"/>
-              </w:pBdr>
-              <w:shd w:val="clear" w:color="auto" w:fill="auto"/>
-              <w:ind w:left="0"/>
-            </w:pPr>
-            <w:r>
-              <w:t>0</w:t>
-            </w:r>
-          </w:p>
-        </w:tc>
-        <w:tc>
-          <w:tcPr>
-            <w:tcW w:w="1080" w:type="dxa"/>
-            <w:shd w:val="clear" w:color="auto" w:fill="FFF2CC" w:themeFill="accent4" w:themeFillTint="33"/>
-          </w:tcPr>
-          <w:p>
-            <w:pPr>
-              <w:pStyle w:val="YellowInfoBox"/>
-              <w:pBdr>
-                <w:top w:val="none" w:sz="0" w:space="0" w:color="auto"/>
-                <w:left w:val="none" w:sz="0" w:space="0" w:color="auto"/>
-                <w:bottom w:val="none" w:sz="0" w:space="0" w:color="auto"/>
-                <w:right w:val="none" w:sz="0" w:space="0" w:color="auto"/>
-              </w:pBdr>
-              <w:shd w:val="clear" w:color="auto" w:fill="auto"/>
-              <w:ind w:left="0"/>
-              <w:rPr>
-                <w:sz w:val="16"/>
-              </w:rPr>
-            </w:pPr>
-            <w:r>
-              <w:rPr>
-                <w:sz w:val="16"/>
-              </w:rPr>
-              <w:t>+28 AGL</w:t>
-            </w:r>
-          </w:p>
-          <w:p>
-            <w:pPr>
-              <w:pStyle w:val="YellowInfoBox"/>
-              <w:pBdr>
-                <w:top w:val="none" w:sz="0" w:space="0" w:color="auto"/>
-                <w:left w:val="none" w:sz="0" w:space="0" w:color="auto"/>
-                <w:bottom w:val="none" w:sz="0" w:space="0" w:color="auto"/>
-                <w:right w:val="none" w:sz="0" w:space="0" w:color="auto"/>
-              </w:pBdr>
-              <w:shd w:val="clear" w:color="auto" w:fill="auto"/>
-              <w:ind w:left="0"/>
-            </w:pPr>
-            <w:r>
-              <w:rPr>
-                <w:sz w:val="16"/>
-              </w:rPr>
-              <w:t>+28 STR</w:t>
-            </w:r>
-          </w:p>
-        </w:tc>
-        <w:tc>
-          <w:tcPr>
-            <w:tcW w:w="2582" w:type="dxa"/>
-            <w:shd w:val="clear" w:color="auto" w:fill="FFD966" w:themeFill="accent4" w:themeFillTint="99"/>
-          </w:tcPr>
-          <w:p>
-            <w:pPr>
-              <w:pStyle w:val="YellowInfoBox"/>
-              <w:pBdr>
-                <w:top w:val="none" w:sz="0" w:space="0" w:color="auto"/>
-                <w:left w:val="none" w:sz="0" w:space="0" w:color="auto"/>
-                <w:bottom w:val="none" w:sz="0" w:space="0" w:color="auto"/>
-                <w:right w:val="none" w:sz="0" w:space="0" w:color="auto"/>
-              </w:pBdr>
-              <w:shd w:val="clear" w:color="auto" w:fill="auto"/>
-              <w:ind w:left="0"/>
-              <w:rPr>
-                <w:color w:val="000000" w:themeColor="text1"/>
-                <w:sz w:val="16"/>
-              </w:rPr>
-            </w:pPr>
-            <w:r>
-              <w:rPr>
-                <w:sz w:val="16"/>
-              </w:rPr>
-              <w:t>-</w:t>
+              <w:rPr>
+                <w:color w:val="7030A0"/>
+                <w:sz w:val="16"/>
+              </w:rPr>
+            </w:pPr>
+            <w:r>
+              <w:rPr>
+                <w:color w:val="7030A0"/>
+                <w:sz w:val="16"/>
+              </w:rPr>
+              <w:t xml:space="preserve">Note: </w:t>
+            </w:r>
+            <w:proofErr w:type="spellStart"/>
+            <w:r>
+              <w:rPr>
+                <w:color w:val="7030A0"/>
+                <w:sz w:val="16"/>
+              </w:rPr>
+              <w:t>Parasuit</w:t>
+            </w:r>
+            <w:proofErr w:type="spellEnd"/>
+            <w:r>
+              <w:rPr>
+                <w:color w:val="7030A0"/>
+                <w:sz w:val="16"/>
+              </w:rPr>
+              <w:t xml:space="preserve"> can only be equipped when all other defensive gear is unequipped. The exception is with a Robot/Cyborg.</w:t>
             </w:r>
           </w:p>
         </w:tc>
@@ -11555,6 +11217,269 @@
         </w:trPr>
         <w:tc>
           <w:tcPr>
+            <w:tcW w:w="945" w:type="dxa"/>
+            <w:shd w:val="clear" w:color="auto" w:fill="FFF2CC" w:themeFill="accent4" w:themeFillTint="33"/>
+          </w:tcPr>
+          <w:p>
+            <w:pPr>
+              <w:pStyle w:val="YellowInfoBox"/>
+              <w:pBdr>
+                <w:top w:val="none" w:sz="0" w:space="0" w:color="auto"/>
+                <w:left w:val="none" w:sz="0" w:space="0" w:color="auto"/>
+                <w:bottom w:val="none" w:sz="0" w:space="0" w:color="auto"/>
+                <w:right w:val="none" w:sz="0" w:space="0" w:color="auto"/>
+              </w:pBdr>
+              <w:shd w:val="clear" w:color="auto" w:fill="auto"/>
+              <w:ind w:left="0"/>
+            </w:pPr>
+            <w:r>
+              <w:t>Module</w:t>
+            </w:r>
+          </w:p>
+        </w:tc>
+        <w:tc>
+          <w:tcPr>
+            <w:tcW w:w="630" w:type="dxa"/>
+            <w:shd w:val="clear" w:color="auto" w:fill="FFD966" w:themeFill="accent4" w:themeFillTint="99"/>
+          </w:tcPr>
+          <w:p>
+            <w:pPr>
+              <w:pStyle w:val="YellowInfoBox"/>
+              <w:pBdr>
+                <w:top w:val="none" w:sz="0" w:space="0" w:color="auto"/>
+                <w:left w:val="none" w:sz="0" w:space="0" w:color="auto"/>
+                <w:bottom w:val="none" w:sz="0" w:space="0" w:color="auto"/>
+                <w:right w:val="none" w:sz="0" w:space="0" w:color="auto"/>
+              </w:pBdr>
+              <w:shd w:val="clear" w:color="auto" w:fill="auto"/>
+              <w:ind w:left="0"/>
+              <w:rPr>
+                <w:sz w:val="16"/>
+              </w:rPr>
+            </w:pPr>
+            <w:r>
+              <w:rPr>
+                <w:sz w:val="16"/>
+              </w:rPr>
+              <w:t>2</w:t>
+            </w:r>
+          </w:p>
+        </w:tc>
+        <w:tc>
+          <w:tcPr>
+            <w:tcW w:w="540" w:type="dxa"/>
+            <w:shd w:val="clear" w:color="auto" w:fill="FFF2CC" w:themeFill="accent4" w:themeFillTint="33"/>
+          </w:tcPr>
+          <w:p>
+            <w:pPr>
+              <w:pStyle w:val="YellowInfoBox"/>
+              <w:pBdr>
+                <w:top w:val="none" w:sz="0" w:space="0" w:color="auto"/>
+                <w:left w:val="none" w:sz="0" w:space="0" w:color="auto"/>
+                <w:bottom w:val="none" w:sz="0" w:space="0" w:color="auto"/>
+                <w:right w:val="none" w:sz="0" w:space="0" w:color="auto"/>
+              </w:pBdr>
+              <w:shd w:val="clear" w:color="auto" w:fill="auto"/>
+              <w:ind w:left="0"/>
+            </w:pPr>
+            <w:r>
+              <w:t>0</w:t>
+            </w:r>
+          </w:p>
+        </w:tc>
+        <w:tc>
+          <w:tcPr>
+            <w:tcW w:w="630" w:type="dxa"/>
+            <w:shd w:val="clear" w:color="auto" w:fill="FFD966" w:themeFill="accent4" w:themeFillTint="99"/>
+          </w:tcPr>
+          <w:p>
+            <w:pPr>
+              <w:pStyle w:val="YellowInfoBox"/>
+              <w:pBdr>
+                <w:top w:val="none" w:sz="0" w:space="0" w:color="auto"/>
+                <w:left w:val="none" w:sz="0" w:space="0" w:color="auto"/>
+                <w:bottom w:val="none" w:sz="0" w:space="0" w:color="auto"/>
+                <w:right w:val="none" w:sz="0" w:space="0" w:color="auto"/>
+              </w:pBdr>
+              <w:shd w:val="clear" w:color="auto" w:fill="auto"/>
+              <w:ind w:left="0"/>
+            </w:pPr>
+            <w:r>
+              <w:t>0</w:t>
+            </w:r>
+          </w:p>
+        </w:tc>
+        <w:tc>
+          <w:tcPr>
+            <w:tcW w:w="720" w:type="dxa"/>
+            <w:shd w:val="clear" w:color="auto" w:fill="FFF2CC" w:themeFill="accent4" w:themeFillTint="33"/>
+          </w:tcPr>
+          <w:p>
+            <w:pPr>
+              <w:pStyle w:val="YellowInfoBox"/>
+              <w:pBdr>
+                <w:top w:val="none" w:sz="0" w:space="0" w:color="auto"/>
+                <w:left w:val="none" w:sz="0" w:space="0" w:color="auto"/>
+                <w:bottom w:val="none" w:sz="0" w:space="0" w:color="auto"/>
+                <w:right w:val="none" w:sz="0" w:space="0" w:color="auto"/>
+              </w:pBdr>
+              <w:shd w:val="clear" w:color="auto" w:fill="auto"/>
+              <w:ind w:left="0"/>
+            </w:pPr>
+            <w:r>
+              <w:t>126</w:t>
+            </w:r>
+          </w:p>
+        </w:tc>
+        <w:tc>
+          <w:tcPr>
+            <w:tcW w:w="720" w:type="dxa"/>
+            <w:shd w:val="clear" w:color="auto" w:fill="FFD966" w:themeFill="accent4" w:themeFillTint="99"/>
+          </w:tcPr>
+          <w:p>
+            <w:pPr>
+              <w:pStyle w:val="YellowInfoBox"/>
+              <w:pBdr>
+                <w:top w:val="none" w:sz="0" w:space="0" w:color="auto"/>
+                <w:left w:val="none" w:sz="0" w:space="0" w:color="auto"/>
+                <w:bottom w:val="none" w:sz="0" w:space="0" w:color="auto"/>
+                <w:right w:val="none" w:sz="0" w:space="0" w:color="auto"/>
+              </w:pBdr>
+              <w:shd w:val="clear" w:color="auto" w:fill="auto"/>
+              <w:ind w:left="0"/>
+            </w:pPr>
+            <w:r>
+              <w:t>0</w:t>
+            </w:r>
+          </w:p>
+        </w:tc>
+        <w:tc>
+          <w:tcPr>
+            <w:tcW w:w="630" w:type="dxa"/>
+            <w:shd w:val="clear" w:color="auto" w:fill="FFF2CC" w:themeFill="accent4" w:themeFillTint="33"/>
+          </w:tcPr>
+          <w:p>
+            <w:pPr>
+              <w:pStyle w:val="YellowInfoBox"/>
+              <w:pBdr>
+                <w:top w:val="none" w:sz="0" w:space="0" w:color="auto"/>
+                <w:left w:val="none" w:sz="0" w:space="0" w:color="auto"/>
+                <w:bottom w:val="none" w:sz="0" w:space="0" w:color="auto"/>
+                <w:right w:val="none" w:sz="0" w:space="0" w:color="auto"/>
+              </w:pBdr>
+              <w:shd w:val="clear" w:color="auto" w:fill="auto"/>
+              <w:ind w:left="0"/>
+            </w:pPr>
+            <w:r>
+              <w:t>0</w:t>
+            </w:r>
+          </w:p>
+        </w:tc>
+        <w:tc>
+          <w:tcPr>
+            <w:tcW w:w="810" w:type="dxa"/>
+            <w:shd w:val="clear" w:color="auto" w:fill="FFD966" w:themeFill="accent4" w:themeFillTint="99"/>
+          </w:tcPr>
+          <w:p>
+            <w:pPr>
+              <w:pStyle w:val="YellowInfoBox"/>
+              <w:pBdr>
+                <w:top w:val="none" w:sz="0" w:space="0" w:color="auto"/>
+                <w:left w:val="none" w:sz="0" w:space="0" w:color="auto"/>
+                <w:bottom w:val="none" w:sz="0" w:space="0" w:color="auto"/>
+                <w:right w:val="none" w:sz="0" w:space="0" w:color="auto"/>
+              </w:pBdr>
+              <w:shd w:val="clear" w:color="auto" w:fill="auto"/>
+              <w:ind w:left="0"/>
+            </w:pPr>
+            <w:r>
+              <w:t>0</w:t>
+            </w:r>
+          </w:p>
+        </w:tc>
+        <w:tc>
+          <w:tcPr>
+            <w:tcW w:w="1080" w:type="dxa"/>
+            <w:shd w:val="clear" w:color="auto" w:fill="FFF2CC" w:themeFill="accent4" w:themeFillTint="33"/>
+          </w:tcPr>
+          <w:p>
+            <w:pPr>
+              <w:pStyle w:val="YellowInfoBox"/>
+              <w:pBdr>
+                <w:top w:val="none" w:sz="0" w:space="0" w:color="auto"/>
+                <w:left w:val="none" w:sz="0" w:space="0" w:color="auto"/>
+                <w:bottom w:val="none" w:sz="0" w:space="0" w:color="auto"/>
+                <w:right w:val="none" w:sz="0" w:space="0" w:color="auto"/>
+              </w:pBdr>
+              <w:shd w:val="clear" w:color="auto" w:fill="auto"/>
+              <w:ind w:left="0"/>
+              <w:rPr>
+                <w:sz w:val="16"/>
+              </w:rPr>
+            </w:pPr>
+            <w:r>
+              <w:rPr>
+                <w:sz w:val="16"/>
+              </w:rPr>
+              <w:t>+28 AGL</w:t>
+            </w:r>
+          </w:p>
+          <w:p>
+            <w:pPr>
+              <w:pStyle w:val="YellowInfoBox"/>
+              <w:pBdr>
+                <w:top w:val="none" w:sz="0" w:space="0" w:color="auto"/>
+                <w:left w:val="none" w:sz="0" w:space="0" w:color="auto"/>
+                <w:bottom w:val="none" w:sz="0" w:space="0" w:color="auto"/>
+                <w:right w:val="none" w:sz="0" w:space="0" w:color="auto"/>
+              </w:pBdr>
+              <w:shd w:val="clear" w:color="auto" w:fill="auto"/>
+              <w:ind w:left="0"/>
+            </w:pPr>
+            <w:r>
+              <w:rPr>
+                <w:sz w:val="16"/>
+              </w:rPr>
+              <w:t>+28 STR</w:t>
+            </w:r>
+          </w:p>
+        </w:tc>
+        <w:tc>
+          <w:tcPr>
+            <w:tcW w:w="2582" w:type="dxa"/>
+            <w:shd w:val="clear" w:color="auto" w:fill="FFD966" w:themeFill="accent4" w:themeFillTint="99"/>
+          </w:tcPr>
+          <w:p>
+            <w:pPr>
+              <w:pStyle w:val="YellowInfoBox"/>
+              <w:pBdr>
+                <w:top w:val="none" w:sz="0" w:space="0" w:color="auto"/>
+                <w:left w:val="none" w:sz="0" w:space="0" w:color="auto"/>
+                <w:bottom w:val="none" w:sz="0" w:space="0" w:color="auto"/>
+                <w:right w:val="none" w:sz="0" w:space="0" w:color="auto"/>
+              </w:pBdr>
+              <w:shd w:val="clear" w:color="auto" w:fill="auto"/>
+              <w:ind w:left="0"/>
+              <w:rPr>
+                <w:color w:val="000000" w:themeColor="text1"/>
+                <w:sz w:val="16"/>
+              </w:rPr>
+            </w:pPr>
+            <w:r>
+              <w:rPr>
+                <w:sz w:val="16"/>
+              </w:rPr>
+              <w:t>-</w:t>
+            </w:r>
+          </w:p>
+        </w:tc>
+      </w:tr>
+      <w:tr>
+        <w:trPr>
+          <w:trHeight w:val="149"/>
+        </w:trPr>
+        <w:tc>
+          <w:tcPr>
             <w:tcW w:w="9287" w:type="dxa"/>
             <w:gridSpan w:val="10"/>
             <w:shd w:val="clear" w:color="auto" w:fill="FFF2CC" w:themeFill="accent4" w:themeFillTint="33"/>
@@ -11575,74 +11500,6 @@
                 <w:sz w:val="16"/>
               </w:rPr>
             </w:pPr>
-            <w:r>
-              <w:rPr>
-                <w:color w:val="7030A0"/>
-                <w:sz w:val="16"/>
-              </w:rPr>
-              <w:t xml:space="preserve">Note: </w:t>
-            </w:r>
-            <w:proofErr w:type="spellStart"/>
-            <w:r>
-              <w:rPr>
-                <w:color w:val="7030A0"/>
-                <w:sz w:val="16"/>
-              </w:rPr>
-              <w:t>Parasuit</w:t>
-            </w:r>
-            <w:proofErr w:type="spellEnd"/>
-            <w:r>
-              <w:rPr>
-                <w:color w:val="7030A0"/>
-                <w:sz w:val="16"/>
-              </w:rPr>
-              <w:t xml:space="preserve"> can only be equipped</w:t>
-            </w:r>
-            <w:r>
-              <w:rPr>
-                <w:color w:val="7030A0"/>
-                <w:sz w:val="16"/>
-              </w:rPr>
-              <w:t xml:space="preserve"> on a Human or Mutant</w:t>
-            </w:r>
-            <w:r>
-              <w:rPr>
-                <w:color w:val="7030A0"/>
-                <w:sz w:val="16"/>
-              </w:rPr>
-              <w:t xml:space="preserve"> when all other gear is unequipped</w:t>
-            </w:r>
-            <w:r>
-              <w:rPr>
-                <w:color w:val="7030A0"/>
-                <w:sz w:val="16"/>
-              </w:rPr>
-              <w:t xml:space="preserve">.  </w:t>
-            </w:r>
-          </w:p>
-          <w:p>
-            <w:pPr>
-              <w:pStyle w:val="YellowInfoBox"/>
-              <w:pBdr>
-                <w:top w:val="none" w:sz="0" w:space="0" w:color="auto"/>
-                <w:left w:val="none" w:sz="0" w:space="0" w:color="auto"/>
-                <w:bottom w:val="none" w:sz="0" w:space="0" w:color="auto"/>
-                <w:right w:val="none" w:sz="0" w:space="0" w:color="auto"/>
-              </w:pBdr>
-              <w:shd w:val="clear" w:color="auto" w:fill="auto"/>
-              <w:ind w:left="0"/>
-              <w:rPr>
-                <w:color w:val="7030A0"/>
-                <w:sz w:val="16"/>
-              </w:rPr>
-            </w:pPr>
-            <w:r>
-              <w:rPr>
-                <w:color w:val="7030A0"/>
-                <w:sz w:val="16"/>
-              </w:rPr>
-              <w:t>-</w:t>
-            </w:r>
             <w:r>
               <w:rPr>
                 <w:color w:val="7030A0"/>
@@ -16118,7 +15975,7 @@
                 <w:noProof/>
               </w:rPr>
               <w:drawing>
-                <wp:inline distT="0" distB="0" distL="0" distR="0" wp14:anchorId="092D76A4" wp14:editId="302D37CA">
+                <wp:inline distT="0" distB="0" distL="0" distR="0" wp14:anchorId="0075E30C" wp14:editId="45940479">
                   <wp:extent cx="76190" cy="76190"/>
                   <wp:effectExtent l="0" t="0" r="635" b="635"/>
                   <wp:docPr id="19" name="Picture 19"/>
@@ -16475,7 +16332,7 @@
                 <w:color w:val="FF0000"/>
               </w:rPr>
               <w:drawing>
-                <wp:inline distT="0" distB="0" distL="0" distR="0" wp14:anchorId="16856960" wp14:editId="17285341">
+                <wp:inline distT="0" distB="0" distL="0" distR="0" wp14:anchorId="5A7C69E0" wp14:editId="71F6AC76">
                   <wp:extent cx="77470" cy="77470"/>
                   <wp:effectExtent l="0" t="0" r="0" b="0"/>
                   <wp:docPr id="20" name="Picture 20"/>
@@ -16773,7 +16630,7 @@
                 <w:noProof/>
               </w:rPr>
               <w:drawing>
-                <wp:inline distT="0" distB="0" distL="0" distR="0" wp14:anchorId="3BED3D0A" wp14:editId="174B8027">
+                <wp:inline distT="0" distB="0" distL="0" distR="0" wp14:anchorId="1F430EE6" wp14:editId="6A9F53E9">
                   <wp:extent cx="76190" cy="76190"/>
                   <wp:effectExtent l="0" t="0" r="635" b="635"/>
                   <wp:docPr id="21" name="Picture 21"/>
@@ -17027,7 +16884,7 @@
                 <w:color w:val="000000" w:themeColor="text1"/>
                 <w:sz w:val="16"/>
               </w:rPr>
-              <w:t>O-Element, O-Stone, O-Death</w:t>
+              <w:t>All except O-Fire and O-Poison</w:t>
             </w:r>
             <w:r>
               <w:rPr>
@@ -17065,7 +16922,7 @@
                 <w:noProof/>
               </w:rPr>
               <w:drawing>
-                <wp:inline distT="0" distB="0" distL="0" distR="0">
+                <wp:inline distT="0" distB="0" distL="0" distR="0" wp14:anchorId="7D6300FC" wp14:editId="5A29C09A">
                   <wp:extent cx="77470" cy="77470"/>
                   <wp:effectExtent l="0" t="0" r="0" b="0"/>
                   <wp:docPr id="22" name="Picture 22"/>
@@ -17456,16 +17313,380 @@
                 <w:color w:val="7030A0"/>
                 <w:sz w:val="16"/>
               </w:rPr>
-              <w:t xml:space="preserve">can </w:t>
-            </w:r>
-            <w:bookmarkStart w:id="0" w:name="_GoBack"/>
-            <w:bookmarkEnd w:id="0"/>
+              <w:t>can be obtained</w:t>
+            </w:r>
+            <w:proofErr w:type="gramEnd"/>
             <w:r>
               <w:rPr>
                 <w:color w:val="7030A0"/>
                 <w:sz w:val="16"/>
               </w:rPr>
-              <w:t>be obtained</w:t>
+              <w:t xml:space="preserve"> before the post-game either via a rare drop or in a treasure chest. See the walkthrough/guide.</w:t>
+            </w:r>
+          </w:p>
+        </w:tc>
+      </w:tr>
+      <w:tr>
+        <w:trPr>
+          <w:trHeight w:val="149"/>
+        </w:trPr>
+        <w:tc>
+          <w:tcPr>
+            <w:tcW w:w="1035" w:type="dxa"/>
+            <w:shd w:val="clear" w:color="auto" w:fill="FFF2CC" w:themeFill="accent4" w:themeFillTint="33"/>
+          </w:tcPr>
+          <w:p>
+            <w:pPr>
+              <w:pStyle w:val="YellowInfoBox"/>
+              <w:pBdr>
+                <w:top w:val="none" w:sz="0" w:space="0" w:color="auto"/>
+                <w:left w:val="none" w:sz="0" w:space="0" w:color="auto"/>
+                <w:bottom w:val="none" w:sz="0" w:space="0" w:color="auto"/>
+                <w:right w:val="none" w:sz="0" w:space="0" w:color="auto"/>
+              </w:pBdr>
+              <w:shd w:val="clear" w:color="auto" w:fill="auto"/>
+              <w:ind w:left="0"/>
+            </w:pPr>
+            <w:proofErr w:type="spellStart"/>
+            <w:r>
+              <w:t>Seersuit</w:t>
+            </w:r>
+            <w:proofErr w:type="spellEnd"/>
+          </w:p>
+        </w:tc>
+        <w:tc>
+          <w:tcPr>
+            <w:tcW w:w="720" w:type="dxa"/>
+            <w:shd w:val="clear" w:color="auto" w:fill="FFD966" w:themeFill="accent4" w:themeFillTint="99"/>
+          </w:tcPr>
+          <w:p>
+            <w:pPr>
+              <w:pStyle w:val="YellowInfoBox"/>
+              <w:pBdr>
+                <w:top w:val="none" w:sz="0" w:space="0" w:color="auto"/>
+                <w:left w:val="none" w:sz="0" w:space="0" w:color="auto"/>
+                <w:bottom w:val="none" w:sz="0" w:space="0" w:color="auto"/>
+                <w:right w:val="none" w:sz="0" w:space="0" w:color="auto"/>
+              </w:pBdr>
+              <w:shd w:val="clear" w:color="auto" w:fill="auto"/>
+              <w:ind w:left="0"/>
+              <w:rPr>
+                <w:sz w:val="16"/>
+              </w:rPr>
+            </w:pPr>
+            <w:r>
+              <w:rPr>
+                <w:sz w:val="16"/>
+              </w:rPr>
+              <w:t>2</w:t>
+            </w:r>
+          </w:p>
+        </w:tc>
+        <w:tc>
+          <w:tcPr>
+            <w:tcW w:w="540" w:type="dxa"/>
+            <w:shd w:val="clear" w:color="auto" w:fill="FFF2CC" w:themeFill="accent4" w:themeFillTint="33"/>
+          </w:tcPr>
+          <w:p>
+            <w:pPr>
+              <w:pStyle w:val="YellowInfoBox"/>
+              <w:pBdr>
+                <w:top w:val="none" w:sz="0" w:space="0" w:color="auto"/>
+                <w:left w:val="none" w:sz="0" w:space="0" w:color="auto"/>
+                <w:bottom w:val="none" w:sz="0" w:space="0" w:color="auto"/>
+                <w:right w:val="none" w:sz="0" w:space="0" w:color="auto"/>
+              </w:pBdr>
+              <w:shd w:val="clear" w:color="auto" w:fill="auto"/>
+              <w:ind w:left="0"/>
+            </w:pPr>
+            <w:r>
+              <w:t>88</w:t>
+            </w:r>
+          </w:p>
+        </w:tc>
+        <w:tc>
+          <w:tcPr>
+            <w:tcW w:w="630" w:type="dxa"/>
+            <w:shd w:val="clear" w:color="auto" w:fill="FFD966" w:themeFill="accent4" w:themeFillTint="99"/>
+          </w:tcPr>
+          <w:p>
+            <w:pPr>
+              <w:pStyle w:val="YellowInfoBox"/>
+              <w:pBdr>
+                <w:top w:val="none" w:sz="0" w:space="0" w:color="auto"/>
+                <w:left w:val="none" w:sz="0" w:space="0" w:color="auto"/>
+                <w:bottom w:val="none" w:sz="0" w:space="0" w:color="auto"/>
+                <w:right w:val="none" w:sz="0" w:space="0" w:color="auto"/>
+              </w:pBdr>
+              <w:shd w:val="clear" w:color="auto" w:fill="auto"/>
+              <w:ind w:left="0"/>
+            </w:pPr>
+            <w:r>
+              <w:t>32</w:t>
+            </w:r>
+          </w:p>
+        </w:tc>
+        <w:tc>
+          <w:tcPr>
+            <w:tcW w:w="720" w:type="dxa"/>
+            <w:shd w:val="clear" w:color="auto" w:fill="FFF2CC" w:themeFill="accent4" w:themeFillTint="33"/>
+          </w:tcPr>
+          <w:p>
+            <w:pPr>
+              <w:pStyle w:val="YellowInfoBox"/>
+              <w:pBdr>
+                <w:top w:val="none" w:sz="0" w:space="0" w:color="auto"/>
+                <w:left w:val="none" w:sz="0" w:space="0" w:color="auto"/>
+                <w:bottom w:val="none" w:sz="0" w:space="0" w:color="auto"/>
+                <w:right w:val="none" w:sz="0" w:space="0" w:color="auto"/>
+              </w:pBdr>
+              <w:shd w:val="clear" w:color="auto" w:fill="auto"/>
+              <w:ind w:left="0"/>
+            </w:pPr>
+            <w:r>
+              <w:t>144</w:t>
+            </w:r>
+          </w:p>
+        </w:tc>
+        <w:tc>
+          <w:tcPr>
+            <w:tcW w:w="720" w:type="dxa"/>
+            <w:shd w:val="clear" w:color="auto" w:fill="FFD966" w:themeFill="accent4" w:themeFillTint="99"/>
+          </w:tcPr>
+          <w:p>
+            <w:pPr>
+              <w:pStyle w:val="YellowInfoBox"/>
+              <w:pBdr>
+                <w:top w:val="none" w:sz="0" w:space="0" w:color="auto"/>
+                <w:left w:val="none" w:sz="0" w:space="0" w:color="auto"/>
+                <w:bottom w:val="none" w:sz="0" w:space="0" w:color="auto"/>
+                <w:right w:val="none" w:sz="0" w:space="0" w:color="auto"/>
+              </w:pBdr>
+              <w:shd w:val="clear" w:color="auto" w:fill="auto"/>
+              <w:ind w:left="0"/>
+            </w:pPr>
+            <w:r>
+              <w:t>15</w:t>
+            </w:r>
+          </w:p>
+        </w:tc>
+        <w:tc>
+          <w:tcPr>
+            <w:tcW w:w="720" w:type="dxa"/>
+            <w:shd w:val="clear" w:color="auto" w:fill="FFF2CC" w:themeFill="accent4" w:themeFillTint="33"/>
+          </w:tcPr>
+          <w:p>
+            <w:pPr>
+              <w:pStyle w:val="YellowInfoBox"/>
+              <w:pBdr>
+                <w:top w:val="none" w:sz="0" w:space="0" w:color="auto"/>
+                <w:left w:val="none" w:sz="0" w:space="0" w:color="auto"/>
+                <w:bottom w:val="none" w:sz="0" w:space="0" w:color="auto"/>
+                <w:right w:val="none" w:sz="0" w:space="0" w:color="auto"/>
+              </w:pBdr>
+              <w:shd w:val="clear" w:color="auto" w:fill="auto"/>
+              <w:ind w:left="0"/>
+            </w:pPr>
+            <w:r>
+              <w:t>15</w:t>
+            </w:r>
+          </w:p>
+        </w:tc>
+        <w:tc>
+          <w:tcPr>
+            <w:tcW w:w="720" w:type="dxa"/>
+            <w:shd w:val="clear" w:color="auto" w:fill="FFD966" w:themeFill="accent4" w:themeFillTint="99"/>
+          </w:tcPr>
+          <w:p>
+            <w:pPr>
+              <w:pStyle w:val="YellowInfoBox"/>
+              <w:pBdr>
+                <w:top w:val="none" w:sz="0" w:space="0" w:color="auto"/>
+                <w:left w:val="none" w:sz="0" w:space="0" w:color="auto"/>
+                <w:bottom w:val="none" w:sz="0" w:space="0" w:color="auto"/>
+                <w:right w:val="none" w:sz="0" w:space="0" w:color="auto"/>
+              </w:pBdr>
+              <w:shd w:val="clear" w:color="auto" w:fill="auto"/>
+              <w:ind w:left="0"/>
+            </w:pPr>
+            <w:r>
+              <w:t>15</w:t>
+            </w:r>
+          </w:p>
+        </w:tc>
+        <w:tc>
+          <w:tcPr>
+            <w:tcW w:w="1080" w:type="dxa"/>
+            <w:shd w:val="clear" w:color="auto" w:fill="FFF2CC" w:themeFill="accent4" w:themeFillTint="33"/>
+          </w:tcPr>
+          <w:p>
+            <w:pPr>
+              <w:pStyle w:val="YellowInfoBox"/>
+              <w:pBdr>
+                <w:top w:val="none" w:sz="0" w:space="0" w:color="auto"/>
+                <w:left w:val="none" w:sz="0" w:space="0" w:color="auto"/>
+                <w:bottom w:val="none" w:sz="0" w:space="0" w:color="auto"/>
+                <w:right w:val="none" w:sz="0" w:space="0" w:color="auto"/>
+              </w:pBdr>
+              <w:shd w:val="clear" w:color="auto" w:fill="auto"/>
+              <w:ind w:left="0"/>
+              <w:rPr>
+                <w:sz w:val="16"/>
+              </w:rPr>
+            </w:pPr>
+            <w:r>
+              <w:rPr>
+                <w:sz w:val="16"/>
+              </w:rPr>
+              <w:t>+32</w:t>
+            </w:r>
+            <w:r>
+              <w:rPr>
+                <w:sz w:val="16"/>
+              </w:rPr>
+              <w:t xml:space="preserve"> AGL</w:t>
+            </w:r>
+          </w:p>
+          <w:p>
+            <w:pPr>
+              <w:pStyle w:val="YellowInfoBox"/>
+              <w:pBdr>
+                <w:top w:val="none" w:sz="0" w:space="0" w:color="auto"/>
+                <w:left w:val="none" w:sz="0" w:space="0" w:color="auto"/>
+                <w:bottom w:val="none" w:sz="0" w:space="0" w:color="auto"/>
+                <w:right w:val="none" w:sz="0" w:space="0" w:color="auto"/>
+              </w:pBdr>
+              <w:shd w:val="clear" w:color="auto" w:fill="auto"/>
+              <w:ind w:left="0"/>
+              <w:rPr>
+                <w:sz w:val="16"/>
+              </w:rPr>
+            </w:pPr>
+            <w:r>
+              <w:rPr>
+                <w:sz w:val="16"/>
+              </w:rPr>
+              <w:t>+32</w:t>
+            </w:r>
+            <w:r>
+              <w:rPr>
+                <w:sz w:val="16"/>
+              </w:rPr>
+              <w:t xml:space="preserve"> STR</w:t>
+            </w:r>
+          </w:p>
+        </w:tc>
+        <w:tc>
+          <w:tcPr>
+            <w:tcW w:w="2402" w:type="dxa"/>
+            <w:shd w:val="clear" w:color="auto" w:fill="FFD966" w:themeFill="accent4" w:themeFillTint="99"/>
+          </w:tcPr>
+          <w:p>
+            <w:pPr>
+              <w:pStyle w:val="YellowInfoBox"/>
+              <w:pBdr>
+                <w:top w:val="none" w:sz="0" w:space="0" w:color="auto"/>
+                <w:left w:val="none" w:sz="0" w:space="0" w:color="auto"/>
+                <w:bottom w:val="none" w:sz="0" w:space="0" w:color="auto"/>
+                <w:right w:val="none" w:sz="0" w:space="0" w:color="auto"/>
+              </w:pBdr>
+              <w:shd w:val="clear" w:color="auto" w:fill="auto"/>
+              <w:ind w:left="0"/>
+              <w:rPr>
+                <w:color w:val="FF0000"/>
+                <w:sz w:val="16"/>
+              </w:rPr>
+            </w:pPr>
+            <w:r>
+              <w:rPr>
+                <w:sz w:val="16"/>
+              </w:rPr>
+              <w:t>Immunity to all; grants recover</w:t>
+            </w:r>
+          </w:p>
+          <w:p>
+            <w:pPr>
+              <w:pStyle w:val="YellowInfoBox"/>
+              <w:pBdr>
+                <w:top w:val="none" w:sz="0" w:space="0" w:color="auto"/>
+                <w:left w:val="none" w:sz="0" w:space="0" w:color="auto"/>
+                <w:bottom w:val="none" w:sz="0" w:space="0" w:color="auto"/>
+                <w:right w:val="none" w:sz="0" w:space="0" w:color="auto"/>
+              </w:pBdr>
+              <w:shd w:val="clear" w:color="auto" w:fill="auto"/>
+              <w:ind w:left="0"/>
+              <w:rPr>
+                <w:color w:val="FF0000"/>
+                <w:sz w:val="16"/>
+              </w:rPr>
+            </w:pPr>
+          </w:p>
+        </w:tc>
+      </w:tr>
+      <w:tr>
+        <w:trPr>
+          <w:trHeight w:val="149"/>
+        </w:trPr>
+        <w:tc>
+          <w:tcPr>
+            <w:tcW w:w="9287" w:type="dxa"/>
+            <w:gridSpan w:val="10"/>
+            <w:shd w:val="clear" w:color="auto" w:fill="FFF2CC" w:themeFill="accent4" w:themeFillTint="33"/>
+          </w:tcPr>
+          <w:p>
+            <w:pPr>
+              <w:pStyle w:val="YellowInfoBox"/>
+              <w:pBdr>
+                <w:top w:val="none" w:sz="0" w:space="0" w:color="auto"/>
+                <w:left w:val="none" w:sz="0" w:space="0" w:color="auto"/>
+                <w:bottom w:val="none" w:sz="0" w:space="0" w:color="auto"/>
+                <w:right w:val="none" w:sz="0" w:space="0" w:color="auto"/>
+              </w:pBdr>
+              <w:shd w:val="clear" w:color="auto" w:fill="auto"/>
+              <w:ind w:left="0"/>
+              <w:rPr>
+                <w:color w:val="7030A0"/>
+                <w:sz w:val="16"/>
+              </w:rPr>
+            </w:pPr>
+            <w:r>
+              <w:rPr>
+                <w:color w:val="7030A0"/>
+                <w:sz w:val="16"/>
+              </w:rPr>
+              <w:t xml:space="preserve">Note: </w:t>
+            </w:r>
+            <w:r>
+              <w:rPr>
+                <w:color w:val="7030A0"/>
+                <w:sz w:val="16"/>
+              </w:rPr>
+              <w:t>This Suit can be obtained in the post-game (see guide). It can only be equipped when all other defensive gear is</w:t>
+            </w:r>
+          </w:p>
+          <w:p>
+            <w:pPr>
+              <w:pStyle w:val="YellowInfoBox"/>
+              <w:pBdr>
+                <w:top w:val="none" w:sz="0" w:space="0" w:color="auto"/>
+                <w:left w:val="none" w:sz="0" w:space="0" w:color="auto"/>
+                <w:bottom w:val="none" w:sz="0" w:space="0" w:color="auto"/>
+                <w:right w:val="none" w:sz="0" w:space="0" w:color="auto"/>
+              </w:pBdr>
+              <w:shd w:val="clear" w:color="auto" w:fill="auto"/>
+              <w:ind w:left="0"/>
+              <w:rPr>
+                <w:color w:val="7030A0"/>
+                <w:sz w:val="16"/>
+              </w:rPr>
+            </w:pPr>
+            <w:proofErr w:type="gramStart"/>
+            <w:r>
+              <w:rPr>
+                <w:color w:val="7030A0"/>
+                <w:sz w:val="16"/>
+              </w:rPr>
+              <w:t>unequipped</w:t>
             </w:r>
             <w:proofErr w:type="gramEnd"/>
             <w:r>
@@ -17473,14 +17694,7 @@
                 <w:color w:val="7030A0"/>
                 <w:sz w:val="16"/>
               </w:rPr>
-              <w:t xml:space="preserve"> before the post-game either via a rare drop or in a treasure chest.</w:t>
-            </w:r>
-            <w:r>
-              <w:rPr>
-                <w:color w:val="7030A0"/>
-                <w:sz w:val="16"/>
-              </w:rPr>
-              <w:t xml:space="preserve"> See the walkthrough/guide.</w:t>
+              <w:t>. The exception is with a Robot/Cyborg.</w:t>
             </w:r>
           </w:p>
         </w:tc>
@@ -17525,112 +17739,112 @@
         <v:path o:extrusionok="f" gradientshapeok="t" o:connecttype="rect"/>
         <o:lock v:ext="edit" aspectratio="t"/>
       </v:shapetype>
-      <v:shape id="_x0000_i1058" type="#_x0000_t75" style="width:12.15pt;height:12.15pt;visibility:visible;mso-wrap-style:square" o:bullet="t">
+      <v:shape id="_x0000_i1042" type="#_x0000_t75" style="width:12.15pt;height:12.15pt;visibility:visible;mso-wrap-style:square" o:bullet="t">
         <v:imagedata r:id="rId1" o:title=""/>
       </v:shape>
     </w:pict>
   </w:numPicBullet>
   <w:numPicBullet w:numPicBulletId="1">
     <w:pict>
-      <v:shape id="_x0000_i1059" type="#_x0000_t75" style="width:12.15pt;height:12.15pt;visibility:visible;mso-wrap-style:square" o:bullet="t">
+      <v:shape id="_x0000_i1043" type="#_x0000_t75" style="width:12.15pt;height:12.15pt;visibility:visible;mso-wrap-style:square" o:bullet="t">
         <v:imagedata r:id="rId2" o:title=""/>
       </v:shape>
     </w:pict>
   </w:numPicBullet>
   <w:numPicBullet w:numPicBulletId="2">
     <w:pict>
-      <v:shape id="_x0000_i1060" type="#_x0000_t75" style="width:12.15pt;height:12.15pt;visibility:visible;mso-wrap-style:square" o:bullet="t">
+      <v:shape id="_x0000_i1044" type="#_x0000_t75" style="width:12.15pt;height:12.15pt;visibility:visible;mso-wrap-style:square" o:bullet="t">
         <v:imagedata r:id="rId3" o:title=""/>
       </v:shape>
     </w:pict>
   </w:numPicBullet>
   <w:numPicBullet w:numPicBulletId="3">
     <w:pict>
-      <v:shape id="_x0000_i1061" type="#_x0000_t75" style="width:12.15pt;height:12.15pt;visibility:visible;mso-wrap-style:square" o:bullet="t">
+      <v:shape id="_x0000_i1045" type="#_x0000_t75" style="width:12.15pt;height:12.15pt;visibility:visible;mso-wrap-style:square" o:bullet="t">
         <v:imagedata r:id="rId4" o:title=""/>
       </v:shape>
     </w:pict>
   </w:numPicBullet>
   <w:numPicBullet w:numPicBulletId="4">
     <w:pict>
-      <v:shape id="_x0000_i1062" type="#_x0000_t75" style="width:6.1pt;height:6.1pt;visibility:visible;mso-wrap-style:square" o:bullet="t">
+      <v:shape id="_x0000_i1046" type="#_x0000_t75" style="width:6.1pt;height:6.1pt;visibility:visible;mso-wrap-style:square" o:bullet="t">
         <v:imagedata r:id="rId5" o:title=""/>
       </v:shape>
     </w:pict>
   </w:numPicBullet>
   <w:numPicBullet w:numPicBulletId="5">
     <w:pict>
-      <v:shape id="_x0000_i1063" type="#_x0000_t75" style="width:6.1pt;height:6.1pt;visibility:visible;mso-wrap-style:square" o:bullet="t">
+      <v:shape id="_x0000_i1047" type="#_x0000_t75" style="width:6.1pt;height:6.1pt;visibility:visible;mso-wrap-style:square" o:bullet="t">
         <v:imagedata r:id="rId6" o:title=""/>
       </v:shape>
     </w:pict>
   </w:numPicBullet>
   <w:numPicBullet w:numPicBulletId="6">
     <w:pict>
-      <v:shape id="_x0000_i1064" type="#_x0000_t75" style="width:6.1pt;height:6.1pt;visibility:visible;mso-wrap-style:square" o:bullet="t">
+      <v:shape id="_x0000_i1048" type="#_x0000_t75" style="width:6.1pt;height:6.1pt;visibility:visible;mso-wrap-style:square" o:bullet="t">
         <v:imagedata r:id="rId7" o:title=""/>
       </v:shape>
     </w:pict>
   </w:numPicBullet>
   <w:numPicBullet w:numPicBulletId="7">
     <w:pict>
-      <v:shape id="_x0000_i1065" type="#_x0000_t75" style="width:6.1pt;height:6.1pt;visibility:visible;mso-wrap-style:square" o:bullet="t">
+      <v:shape id="_x0000_i1049" type="#_x0000_t75" style="width:6.1pt;height:6.1pt;visibility:visible;mso-wrap-style:square" o:bullet="t">
         <v:imagedata r:id="rId8" o:title=""/>
       </v:shape>
     </w:pict>
   </w:numPicBullet>
   <w:numPicBullet w:numPicBulletId="8">
     <w:pict>
-      <v:shape id="_x0000_i1066" type="#_x0000_t75" style="width:6.1pt;height:6.1pt;visibility:visible;mso-wrap-style:square" o:bullet="t">
+      <v:shape id="_x0000_i1050" type="#_x0000_t75" style="width:6.1pt;height:6.1pt;visibility:visible;mso-wrap-style:square" o:bullet="t">
         <v:imagedata r:id="rId9" o:title=""/>
       </v:shape>
     </w:pict>
   </w:numPicBullet>
   <w:numPicBullet w:numPicBulletId="9">
     <w:pict>
-      <v:shape id="_x0000_i1067" type="#_x0000_t75" style="width:6.1pt;height:6.1pt;visibility:visible;mso-wrap-style:square" o:bullet="t">
+      <v:shape id="_x0000_i1051" type="#_x0000_t75" style="width:6.1pt;height:6.1pt;visibility:visible;mso-wrap-style:square" o:bullet="t">
         <v:imagedata r:id="rId10" o:title=""/>
       </v:shape>
     </w:pict>
   </w:numPicBullet>
   <w:numPicBullet w:numPicBulletId="10">
     <w:pict>
-      <v:shape id="_x0000_i1068" type="#_x0000_t75" style="width:6.1pt;height:6.1pt;visibility:visible;mso-wrap-style:square" o:bullet="t">
+      <v:shape id="_x0000_i1052" type="#_x0000_t75" style="width:6.1pt;height:6.1pt;visibility:visible;mso-wrap-style:square" o:bullet="t">
         <v:imagedata r:id="rId11" o:title=""/>
       </v:shape>
     </w:pict>
   </w:numPicBullet>
   <w:numPicBullet w:numPicBulletId="11">
     <w:pict>
-      <v:shape id="_x0000_i1069" type="#_x0000_t75" style="width:6.1pt;height:6.1pt;visibility:visible;mso-wrap-style:square" o:bullet="t">
+      <v:shape id="_x0000_i1053" type="#_x0000_t75" style="width:6.1pt;height:6.1pt;visibility:visible;mso-wrap-style:square" o:bullet="t">
         <v:imagedata r:id="rId12" o:title=""/>
       </v:shape>
     </w:pict>
   </w:numPicBullet>
   <w:numPicBullet w:numPicBulletId="12">
     <w:pict>
-      <v:shape id="_x0000_i1070" type="#_x0000_t75" style="width:6.1pt;height:6.1pt;visibility:visible;mso-wrap-style:square" o:bullet="t">
+      <v:shape id="_x0000_i1054" type="#_x0000_t75" style="width:6.1pt;height:6.1pt;visibility:visible;mso-wrap-style:square" o:bullet="t">
         <v:imagedata r:id="rId13" o:title=""/>
       </v:shape>
     </w:pict>
   </w:numPicBullet>
   <w:numPicBullet w:numPicBulletId="13">
     <w:pict>
-      <v:shape id="_x0000_i1071" type="#_x0000_t75" style="width:6.1pt;height:6.1pt;visibility:visible;mso-wrap-style:square" o:bullet="t">
+      <v:shape id="_x0000_i1055" type="#_x0000_t75" style="width:6.1pt;height:6.1pt;visibility:visible;mso-wrap-style:square" o:bullet="t">
         <v:imagedata r:id="rId14" o:title=""/>
       </v:shape>
     </w:pict>
   </w:numPicBullet>
   <w:numPicBullet w:numPicBulletId="14">
     <w:pict>
-      <v:shape id="_x0000_i1072" type="#_x0000_t75" style="width:6.1pt;height:6.1pt;visibility:visible;mso-wrap-style:square" o:bullet="t">
+      <v:shape id="_x0000_i1056" type="#_x0000_t75" style="width:6.1pt;height:6.1pt;visibility:visible;mso-wrap-style:square" o:bullet="t">
         <v:imagedata r:id="rId15" o:title=""/>
       </v:shape>
     </w:pict>
   </w:numPicBullet>
   <w:numPicBullet w:numPicBulletId="15">
     <w:pict>
-      <v:shape id="_x0000_i1073" type="#_x0000_t75" style="width:6.1pt;height:6.1pt;visibility:visible;mso-wrap-style:square" o:bullet="t">
+      <v:shape id="_x0000_i1057" type="#_x0000_t75" style="width:6.1pt;height:6.1pt;visibility:visible;mso-wrap-style:square" o:bullet="t">
         <v:imagedata r:id="rId16" o:title=""/>
       </v:shape>
     </w:pict>
@@ -31335,7 +31549,7 @@
 </file>
 
 <file path=customXml/itemProps1.xml><?xml version="1.0" encoding="utf-8"?>
-<ds:datastoreItem xmlns:ds="http://schemas.openxmlformats.org/officeDocument/2006/customXml" ds:itemID="{E1A4B6D9-3F22-4066-982A-4F7497EEFF09}">
+<ds:datastoreItem xmlns:ds="http://schemas.openxmlformats.org/officeDocument/2006/customXml" ds:itemID="{FFE00F79-EDC6-42A6-BFC2-4D8F161C421E}">
   <ds:schemaRefs>
     <ds:schemaRef ds:uri="http://schemas.openxmlformats.org/officeDocument/2006/bibliography"/>
   </ds:schemaRefs>
